--- a/paper/WRRA_M_0_12_KO.docx
+++ b/paper/WRRA_M_0_12_KO.docx
@@ -2,7 +2,7 @@
 <file path=word/document.xml><?xml version="1.0" encoding="utf-8"?>
 <w:document xmlns:w="http://schemas.openxmlformats.org/wordprocessingml/2006/main" xmlns:m="http://schemas.openxmlformats.org/officeDocument/2006/math" xmlns:r="http://schemas.openxmlformats.org/officeDocument/2006/relationships" xmlns:o="urn:schemas-microsoft-com:office:office" xmlns:v="urn:schemas-microsoft-com:vml" xmlns:w10="urn:schemas-microsoft-com:office:word" xmlns:a="http://schemas.openxmlformats.org/drawingml/2006/main" xmlns:pic="http://schemas.openxmlformats.org/drawingml/2006/picture" xmlns:wp="http://schemas.openxmlformats.org/drawingml/2006/wordprocessingDrawing">
   <w:body>
-    <w:bookmarkStart w:id="27" w:name="wrra_m-0.12-고유시간-갱신과-유한-경계의-모드-스펙트럼"/>
+    <w:bookmarkStart w:id="27" w:name="wrra-m-0-12-고유시간-갱신과-유한-경계의-모드-스펙트럼"/>
     <w:p>
       <w:pPr>
         <w:pStyle w:val="Title"/>
@@ -13,7 +13,7 @@
         <w:rPr>
           <w:color w:val="000000"/>
         </w:rPr>
-        <w:t xml:space="preserve">WRRA_M 0.12 고유시간 갱신과 유한 경계의 모드 스펙트럼</w:t>
+        <w:t xml:space="preserve">WRRA M 0 12 고유시간 갱신과 유한 경계의 모드 스펙트럼</w:t>
       </w:r>
     </w:p>
     <w:p>
@@ -23,7 +23,7 @@
         <w:jc w:val="left"/>
       </w:pPr>
       <w:r>
-        <w:t xml:space="preserve">Wonsik Choi · 2026-10-03 · WRRA Core 1.0 / MCC 2.3.2 · CC BY 4.0</w:t>
+        <w:t xml:space="preserve">Wonsik Choi · 2026-10-03 · Revision 0.12-r1 · ORCID 0009-0001-4263-9772 · janefather@gmail.com · WRRA Core 1.0 / MCC 2.3.2 · CC BY 4.0</w:t>
       </w:r>
     </w:p>
     <w:bookmarkStart w:id="20" w:name="초록"/>
@@ -2329,7 +2329,7 @@
         <w:jc w:val="left"/>
       </w:pPr>
       <w:r>
-        <w:t xml:space="preserve">가속 경로를 16·32·64·128 구간으로 나누고 u/c=0.3인 좌표계에서 각 구간의 고유시간을 대조한다. 경로 적분의 tau/T=0.877980386396에 대한 오차는 약 4배씩 감소한다. 누적 고유시간을 역으로 풀어 57개 갱신 사건을 실제 계산했다. 이 구간 수렴은 유한 경로의 수치 검사다.</w:t>
+        <w:t xml:space="preserve">가속 경로를 16·32·64·128 구간으로 나누고 u/c=0.3인 좌표계에서 각 구간의 고유시간을 대조한다. 경로 적분의 tau/T=0.877980386396에 대한 오차는 약 4배씩 감소한다. 누적 고유시간을 역으로 풀어 시작점 k=0을 포함한 57개 사건을 계산했다. 실제 완전 갱신은 56회이며 마지막 불완전 구간은 별도 보존한다. 이 구간 수렴은 유한 경로의 수치 검사다.</w:t>
       </w:r>
     </w:p>
     <w:p>
@@ -6605,7 +6605,7 @@
         <w:jc w:val="left"/>
       </w:pPr>
       <w:r>
-        <w:t xml:space="preserve">실제 delta_tau 간격으로 k=0·1·2·4·8의 상태와 D·R 부하를 실행했다. 총 에너지는 3.200810499959×10⁻¹⁰ J로 보존되며 D 부하의 최대-최소 차는 0.038059728227이다. 정규화·양성도 수치 허용오차 내에서 유지된다. 이 고정 부피 내부 교환에 측정 장치나 물리 기록 생성은 아직 없다.</w:t>
+        <w:t xml:space="preserve">실제 delta_tau 간격으로 k=0·1·2·4·8의 상태와 D·R 부하를 실행했다. 총 에너지는 3.200810499959×10⁻¹⁰ J로 보존되며 D 부하의 최대-최소 차는 0.038059728227이다. 정규화·양성도 수치 허용오차 내에서 유지된다. 이 고정 부피 내부 교환에 측정 장치나 물리 기록 생성은 아직 없다. 식 16의 마지막 overlap 식은 에너지 차 mu_E인 같은 가중치의 두 접힘 모드에만 적용하며, 일반 집단 장부 상태의 overlap으로 사용하지 않는다.</w:t>
       </w:r>
     </w:p>
     <w:p>
@@ -7637,7 +7637,7 @@
         <w:jc w:val="left"/>
       </w:pPr>
       <w:r>
-        <w:t xml:space="preserve">기존 느린 비균질 팽창 이력은 구성 일정의 기록으로 보존한다. 새 물리 위상은 고정 부피 장부에서 실행했고, 균질 FRW 시계는 I/N의 정지성 아래 연결했다. 비균질 운반자·중력·팽창의 완전 공변 동역학까지 닫혔다고 판정하지 않는다. 또한 작은 갱신 간격에서 같은 Hamiltonian의 연속 생성자에 접근함을 수치로 대조한다. 이는 연속 근사의 계산이며 실제 무한한 공간·시간 지지의 요구가 아니다.</w:t>
+        <w:t xml:space="preserve">기존 느린 비균질 팽창 이력은 구성 일정의 기록으로 보존한다. 새 물리 위상은 고정 부피 장부에서 실행했고, 균질 FRW 시계는 I/N의 정지성 아래 연결했다. 비균질 운반자·중력·팽창의 완전 공변 동역학까지 닫혔다고 판정하지 않는다. 양의 유한 간격 세 개에서 같은 Hamiltonian 생성자와의 오차를 대조하고 간격을 절반으로 줄였을 때 오차가 약 절반으로 감소함을 확인한다. 식 18은 유한 Hermitian H의 연산자 노름 오차 한계이며 실제 무한한 지지를 전제하지 않는다.</w:t>
       </w:r>
     </w:p>
     <w:p>
@@ -7653,107 +7653,255 @@
           <m:jc m:val="center"/>
         </m:oMathParaPr>
         <m:oMath>
-          <m:f>
-            <m:fPr>
-              <m:type m:val="bar"/>
-            </m:fPr>
-            <m:num>
-              <m:r>
-                <m:t>i</m:t>
-              </m:r>
-              <m:r>
-                <m:rPr>
-                  <m:sty m:val="p"/>
-                </m:rPr>
-                <m:t>ℏ</m:t>
-              </m:r>
-              <m:d>
-                <m:dPr>
-                  <m:begChr m:val="("/>
-                  <m:endChr m:val=")"/>
-                  <m:sepChr m:val=""/>
-                  <m:grow/>
-                </m:dPr>
-                <m:e>
-                  <m:r>
-                    <m:t>U</m:t>
-                  </m:r>
-                  <m:d>
-                    <m:dPr>
-                      <m:begChr m:val="("/>
-                      <m:endChr m:val=")"/>
-                      <m:sepChr m:val=""/>
-                      <m:grow/>
-                    </m:dPr>
-                    <m:e>
-                      <m:r>
-                        <m:t>δ</m:t>
-                      </m:r>
-                      <m:r>
-                        <m:t>τ</m:t>
-                      </m:r>
-                    </m:e>
-                  </m:d>
-                  <m:r>
-                    <m:rPr>
-                      <m:sty m:val="p"/>
-                    </m:rPr>
-                    <m:t>−</m:t>
-                  </m:r>
-                  <m:r>
-                    <m:t>I</m:t>
-                  </m:r>
-                </m:e>
-              </m:d>
-            </m:num>
-            <m:den>
-              <m:r>
-                <m:t>δ</m:t>
-              </m:r>
-              <m:r>
-                <m:t>τ</m:t>
-              </m:r>
-            </m:den>
-          </m:f>
-          <m:r>
-            <m:rPr>
-              <m:sty m:val="p"/>
-            </m:rPr>
-            <m:t>→</m:t>
-          </m:r>
-          <m:r>
-            <m:t>H</m:t>
-          </m:r>
-          <m:r>
-            <m:rPr>
-              <m:sty m:val="p"/>
-            </m:rPr>
-            <m:t>,</m:t>
-          </m:r>
-          <m:r>
-            <m:t> </m:t>
-          </m:r>
-          <m:r>
-            <m:t>δ</m:t>
-          </m:r>
-          <m:r>
-            <m:t>τ</m:t>
-          </m:r>
-          <m:r>
-            <m:rPr>
-              <m:sty m:val="p"/>
-            </m:rPr>
-            <m:t>→</m:t>
-          </m:r>
-          <m:r>
-            <m:t>0</m:t>
-          </m:r>
-          <m:r>
-            <m:rPr>
-              <m:sty m:val="p"/>
-            </m:rPr>
-            <m:t>.</m:t>
-          </m:r>
+          <m:m>
+            <m:mPr>
+              <m:baseJc m:val="center"/>
+              <m:plcHide m:val="on"/>
+              <m:mcs>
+                <m:mc>
+                  <m:mcPr>
+                    <m:mcJc m:val="right"/>
+                    <m:count m:val="1"/>
+                  </m:mcPr>
+                </m:mc>
+                <m:mc>
+                  <m:mcPr>
+                    <m:mcJc m:val="left"/>
+                    <m:count m:val="1"/>
+                  </m:mcPr>
+                </m:mc>
+              </m:mcs>
+            </m:mPr>
+            <m:mr>
+              <m:e>
+                <m:sSub>
+                  <m:e>
+                    <m:r>
+                      <m:t>H</m:t>
+                    </m:r>
+                  </m:e>
+                  <m:sub>
+                    <m:r>
+                      <m:t>δ</m:t>
+                    </m:r>
+                  </m:sub>
+                </m:sSub>
+              </m:e>
+              <m:e>
+                <m:r>
+                  <m:rPr>
+                    <m:sty m:val="p"/>
+                  </m:rPr>
+                  <m:t>=</m:t>
+                </m:r>
+                <m:f>
+                  <m:fPr>
+                    <m:type m:val="bar"/>
+                  </m:fPr>
+                  <m:num>
+                    <m:r>
+                      <m:t>i</m:t>
+                    </m:r>
+                    <m:r>
+                      <m:rPr>
+                        <m:sty m:val="p"/>
+                      </m:rPr>
+                      <m:t>ℏ</m:t>
+                    </m:r>
+                    <m:d>
+                      <m:dPr>
+                        <m:begChr m:val="("/>
+                        <m:endChr m:val=")"/>
+                        <m:sepChr m:val=""/>
+                        <m:grow/>
+                      </m:dPr>
+                      <m:e>
+                        <m:r>
+                          <m:t>U</m:t>
+                        </m:r>
+                        <m:d>
+                          <m:dPr>
+                            <m:begChr m:val="("/>
+                            <m:endChr m:val=")"/>
+                            <m:sepChr m:val=""/>
+                            <m:grow/>
+                          </m:dPr>
+                          <m:e>
+                            <m:r>
+                              <m:t>δ</m:t>
+                            </m:r>
+                            <m:r>
+                              <m:t>τ</m:t>
+                            </m:r>
+                          </m:e>
+                        </m:d>
+                        <m:r>
+                          <m:rPr>
+                            <m:sty m:val="p"/>
+                          </m:rPr>
+                          <m:t>−</m:t>
+                        </m:r>
+                        <m:r>
+                          <m:t>I</m:t>
+                        </m:r>
+                      </m:e>
+                    </m:d>
+                  </m:num>
+                  <m:den>
+                    <m:r>
+                      <m:t>δ</m:t>
+                    </m:r>
+                    <m:r>
+                      <m:t>τ</m:t>
+                    </m:r>
+                  </m:den>
+                </m:f>
+                <m:r>
+                  <m:rPr>
+                    <m:sty m:val="p"/>
+                  </m:rPr>
+                  <m:t>,</m:t>
+                </m:r>
+                <m:r>
+                  <m:t> </m:t>
+                </m:r>
+                <m:r>
+                  <m:t>δ</m:t>
+                </m:r>
+                <m:r>
+                  <m:t>τ</m:t>
+                </m:r>
+                <m:r>
+                  <m:rPr>
+                    <m:sty m:val="p"/>
+                  </m:rPr>
+                  <m:t>&gt;</m:t>
+                </m:r>
+                <m:r>
+                  <m:t>0</m:t>
+                </m:r>
+                <m:r>
+                  <m:rPr>
+                    <m:sty m:val="p"/>
+                  </m:rPr>
+                  <m:t>,</m:t>
+                </m:r>
+              </m:e>
+            </m:mr>
+            <m:mr>
+              <m:e>
+                <m:r>
+                  <m:rPr>
+                    <m:sty m:val="p"/>
+                  </m:rPr>
+                  <m:t>∥</m:t>
+                </m:r>
+                <m:sSub>
+                  <m:e>
+                    <m:r>
+                      <m:t>H</m:t>
+                    </m:r>
+                  </m:e>
+                  <m:sub>
+                    <m:r>
+                      <m:t>δ</m:t>
+                    </m:r>
+                  </m:sub>
+                </m:sSub>
+                <m:r>
+                  <m:rPr>
+                    <m:sty m:val="p"/>
+                  </m:rPr>
+                  <m:t>−</m:t>
+                </m:r>
+                <m:r>
+                  <m:t>H</m:t>
+                </m:r>
+                <m:sSub>
+                  <m:e>
+                    <m:r>
+                      <m:rPr>
+                        <m:sty m:val="p"/>
+                      </m:rPr>
+                      <m:t>∥</m:t>
+                    </m:r>
+                  </m:e>
+                  <m:sub>
+                    <m:r>
+                      <m:t>2</m:t>
+                    </m:r>
+                  </m:sub>
+                </m:sSub>
+              </m:e>
+              <m:e>
+                <m:r>
+                  <m:rPr>
+                    <m:sty m:val="p"/>
+                  </m:rPr>
+                  <m:t>≤</m:t>
+                </m:r>
+                <m:f>
+                  <m:fPr>
+                    <m:type m:val="bar"/>
+                  </m:fPr>
+                  <m:num>
+                    <m:r>
+                      <m:t>δ</m:t>
+                    </m:r>
+                    <m:r>
+                      <m:t>τ</m:t>
+                    </m:r>
+                  </m:num>
+                  <m:den>
+                    <m:r>
+                      <m:t>2</m:t>
+                    </m:r>
+                    <m:r>
+                      <m:rPr>
+                        <m:sty m:val="p"/>
+                      </m:rPr>
+                      <m:t>ℏ</m:t>
+                    </m:r>
+                  </m:den>
+                </m:f>
+                <m:r>
+                  <m:rPr>
+                    <m:sty m:val="p"/>
+                  </m:rPr>
+                  <m:t>∥</m:t>
+                </m:r>
+                <m:r>
+                  <m:t>H</m:t>
+                </m:r>
+                <m:sSubSup>
+                  <m:e>
+                    <m:r>
+                      <m:rPr>
+                        <m:sty m:val="p"/>
+                      </m:rPr>
+                      <m:t>∥</m:t>
+                    </m:r>
+                  </m:e>
+                  <m:sub>
+                    <m:r>
+                      <m:t>2</m:t>
+                    </m:r>
+                  </m:sub>
+                  <m:sup>
+                    <m:r>
+                      <m:t>2</m:t>
+                    </m:r>
+                  </m:sup>
+                </m:sSubSup>
+                <m:r>
+                  <m:rPr>
+                    <m:sty m:val="p"/>
+                  </m:rPr>
+                  <m:t>.</m:t>
+                </m:r>
+              </m:e>
+            </m:mr>
+          </m:m>
           <m:r>
             <m:rPr>
               <m:sty m:val="p"/>
@@ -7854,6 +8002,16 @@
       </w:pPr>
       <w:r>
         <w:t xml:space="preserve">parameters.json에 입력·출처·구성 선택을 공개한다. JSON과 8개 CSV는 경로 시계·갱신 사건·허용 모드·공간 분산·부하 교환을 제공한다. 결과를 모두 삭제한 새 복사본에서 결과와 한영 원고를 바이트 단위로 재현한다. Word의 18개 native 수식과 5개 계산 표를 한영 대조하고, 모든 PDF 페이지를 렌더링 검토한다. 검사 결과, 문서 대조와 새 복사본 재현 판정은 각각 JSON으로 제공한다.</w:t>
+      </w:r>
+    </w:p>
+    <w:p>
+      <w:pPr>
+        <w:pStyle w:val="BodyText"/>
+        <w:ind w:firstLine="0"/>
+        <w:jc w:val="left"/>
+      </w:pPr>
+      <w:r>
+        <w:t xml:space="preserve">Reviewed 0.10 to 0.12 series DOI 10.5281/zenodo.23113101 · https://doi.org/10.5281/zenodo.23113101</w:t>
       </w:r>
     </w:p>
     <w:p>
